--- a/Inputs/Templates/GRI Estafeta.docx
+++ b/Inputs/Templates/GRI Estafeta.docx
@@ -13802,7 +13802,7 @@
               <w:bCs/>
               <w:noProof/>
             </w:rPr>
-            <w:t>PROGRAMA INTERNO DE PROTECCIÓN CIVIL 202</w:t>
+            <w:t xml:space="preserve">PROGRAMA INTERNO DE PROTECCIÓN CIVIL </w:t>
           </w:r>
           <w:r>
             <w:rPr>
@@ -13810,7 +13810,7 @@
               <w:bCs/>
               <w:noProof/>
             </w:rPr>
-            <w:t>5</w:t>
+            <w:t>{{ anio }}</w:t>
           </w:r>
         </w:p>
         <w:p>

--- a/Inputs/Templates/GRI Estafeta.docx
+++ b/Inputs/Templates/GRI Estafeta.docx
@@ -76,7 +76,6 @@
           <w:lang w:val="es-ES" w:eastAsia="es-ES"/>
         </w:rPr>
       </w:pPr>
-      <w:proofErr w:type="gramStart"/>
       <w:r>
         <w:rPr>
           <w:rFonts w:eastAsia="Times New Roman" w:cstheme="minorHAnsi"/>
@@ -86,43 +85,7 @@
           <w:szCs w:val="24"/>
           <w:lang w:val="es-ES" w:eastAsia="es-ES"/>
         </w:rPr>
-        <w:t xml:space="preserve">{{ </w:t>
-      </w:r>
-      <w:proofErr w:type="spellStart"/>
-      <w:r>
-        <w:rPr>
-          <w:rFonts w:eastAsia="Times New Roman" w:cstheme="minorHAnsi"/>
-          <w:b/>
-          <w:bCs/>
-          <w:sz w:val="24"/>
-          <w:szCs w:val="24"/>
-          <w:lang w:val="es-ES" w:eastAsia="es-ES"/>
-        </w:rPr>
-        <w:t>razon</w:t>
-      </w:r>
-      <w:proofErr w:type="gramEnd"/>
-      <w:r>
-        <w:rPr>
-          <w:rFonts w:eastAsia="Times New Roman" w:cstheme="minorHAnsi"/>
-          <w:b/>
-          <w:bCs/>
-          <w:sz w:val="24"/>
-          <w:szCs w:val="24"/>
-          <w:lang w:val="es-ES" w:eastAsia="es-ES"/>
-        </w:rPr>
-        <w:t>_social</w:t>
-      </w:r>
-      <w:proofErr w:type="spellEnd"/>
-      <w:r>
-        <w:rPr>
-          <w:rFonts w:eastAsia="Times New Roman" w:cstheme="minorHAnsi"/>
-          <w:b/>
-          <w:bCs/>
-          <w:sz w:val="24"/>
-          <w:szCs w:val="24"/>
-          <w:lang w:val="es-ES" w:eastAsia="es-ES"/>
-        </w:rPr>
-        <w:t xml:space="preserve"> }}</w:t>
+        <w:t>{{ razon_social }}</w:t>
       </w:r>
     </w:p>
     <w:p>
@@ -170,36 +133,30 @@
           <w:b/>
           <w:sz w:val="24"/>
           <w:szCs w:val="24"/>
+        </w:rPr>
+      </w:pPr>
+    </w:p>
+    <w:p>
+      <w:pPr>
+        <w:autoSpaceDE w:val="0"/>
+        <w:autoSpaceDN w:val="0"/>
+        <w:adjustRightInd w:val="0"/>
+        <w:spacing w:after="0" w:line="240" w:lineRule="auto"/>
+        <w:jc w:val="center"/>
+        <w:rPr>
+          <w:b/>
+          <w:sz w:val="24"/>
+          <w:szCs w:val="24"/>
           <w:lang w:val="es-ES"/>
         </w:rPr>
       </w:pPr>
-      <w:proofErr w:type="gramStart"/>
       <w:r>
         <w:rPr>
           <w:b/>
           <w:sz w:val="24"/>
           <w:szCs w:val="24"/>
         </w:rPr>
-        <w:t xml:space="preserve">{{ </w:t>
-      </w:r>
-      <w:proofErr w:type="spellStart"/>
-      <w:r>
-        <w:rPr>
-          <w:b/>
-          <w:sz w:val="24"/>
-          <w:szCs w:val="24"/>
-        </w:rPr>
-        <w:t>Direccion</w:t>
-      </w:r>
-      <w:proofErr w:type="spellEnd"/>
-      <w:proofErr w:type="gramEnd"/>
-      <w:r>
-        <w:rPr>
-          <w:b/>
-          <w:sz w:val="24"/>
-          <w:szCs w:val="24"/>
-        </w:rPr>
-        <w:t xml:space="preserve"> }}</w:t>
+        <w:t>{{ Direccion }}</w:t>
       </w:r>
     </w:p>
     <w:p>
@@ -265,41 +222,13 @@
           <w:szCs w:val="24"/>
         </w:rPr>
       </w:pPr>
-      <w:proofErr w:type="gramStart"/>
       <w:r>
         <w:rPr>
           <w:b/>
           <w:sz w:val="24"/>
           <w:szCs w:val="24"/>
         </w:rPr>
-        <w:t xml:space="preserve">{{ </w:t>
-      </w:r>
-      <w:proofErr w:type="spellStart"/>
-      <w:r>
-        <w:rPr>
-          <w:b/>
-          <w:sz w:val="24"/>
-          <w:szCs w:val="24"/>
-        </w:rPr>
-        <w:t>descripcion</w:t>
-      </w:r>
-      <w:proofErr w:type="gramEnd"/>
-      <w:r>
-        <w:rPr>
-          <w:b/>
-          <w:sz w:val="24"/>
-          <w:szCs w:val="24"/>
-        </w:rPr>
-        <w:t>_actividades</w:t>
-      </w:r>
-      <w:proofErr w:type="spellEnd"/>
-      <w:r>
-        <w:rPr>
-          <w:b/>
-          <w:sz w:val="24"/>
-          <w:szCs w:val="24"/>
-        </w:rPr>
-        <w:t xml:space="preserve"> }}</w:t>
+        <w:t>{{ descripcion_actividades }}</w:t>
       </w:r>
     </w:p>
     <w:p>
@@ -373,7 +302,6 @@
         </w:rPr>
         <w:t xml:space="preserve">SE CUENTA CON </w:t>
       </w:r>
-      <w:proofErr w:type="gramStart"/>
       <w:r>
         <w:rPr>
           <w:b/>
@@ -381,17 +309,7 @@
           <w:sz w:val="24"/>
           <w:szCs w:val="24"/>
         </w:rPr>
-        <w:t>{{ trabajadores</w:t>
-      </w:r>
-      <w:proofErr w:type="gramEnd"/>
-      <w:r>
-        <w:rPr>
-          <w:b/>
-          <w:bCs/>
-          <w:sz w:val="24"/>
-          <w:szCs w:val="24"/>
-        </w:rPr>
-        <w:t xml:space="preserve"> }}</w:t>
+        <w:t>{{ trabajadores }}</w:t>
       </w:r>
       <w:r>
         <w:rPr>
@@ -502,7 +420,6 @@
         </w:rPr>
         <w:t xml:space="preserve">: </w:t>
       </w:r>
-      <w:proofErr w:type="gramStart"/>
       <w:r>
         <w:rPr>
           <w:b/>
@@ -510,17 +427,7 @@
           <w:sz w:val="24"/>
           <w:szCs w:val="24"/>
         </w:rPr>
-        <w:t>{{ proveedores</w:t>
-      </w:r>
-      <w:proofErr w:type="gramEnd"/>
-      <w:r>
-        <w:rPr>
-          <w:b/>
-          <w:bCs/>
-          <w:sz w:val="24"/>
-          <w:szCs w:val="24"/>
-        </w:rPr>
-        <w:t xml:space="preserve"> }}</w:t>
+        <w:t>{{ proveedores }}</w:t>
       </w:r>
     </w:p>
     <w:p>
@@ -553,27 +460,7 @@
           <w:sz w:val="24"/>
           <w:szCs w:val="24"/>
         </w:rPr>
-        <w:t xml:space="preserve"> </w:t>
-      </w:r>
-      <w:proofErr w:type="gramStart"/>
-      <w:r>
-        <w:rPr>
-          <w:b/>
-          <w:bCs/>
-          <w:sz w:val="24"/>
-          <w:szCs w:val="24"/>
-        </w:rPr>
-        <w:t>{{ visitantes</w:t>
-      </w:r>
-      <w:proofErr w:type="gramEnd"/>
-      <w:r>
-        <w:rPr>
-          <w:b/>
-          <w:bCs/>
-          <w:sz w:val="24"/>
-          <w:szCs w:val="24"/>
-        </w:rPr>
-        <w:t xml:space="preserve"> }} VARIABLE</w:t>
+        <w:t xml:space="preserve"> {{ visitantes }} VARIABLE</w:t>
       </w:r>
     </w:p>
     <w:p>
@@ -612,6 +499,16 @@
       <w:pPr>
         <w:jc w:val="center"/>
         <w:rPr>
+          <w:b/>
+          <w:sz w:val="24"/>
+          <w:szCs w:val="24"/>
+        </w:rPr>
+      </w:pPr>
+    </w:p>
+    <w:p>
+      <w:pPr>
+        <w:jc w:val="center"/>
+        <w:rPr>
           <w:rFonts w:ascii="Arial" w:eastAsia="Calibri" w:hAnsi="Arial" w:cs="Times New Roman"/>
           <w:b/>
           <w:bCs/>
@@ -633,25 +530,7 @@
           <w:sz w:val="24"/>
           <w:szCs w:val="24"/>
         </w:rPr>
-        <w:t xml:space="preserve">DE </w:t>
-      </w:r>
-      <w:proofErr w:type="gramStart"/>
-      <w:r>
-        <w:rPr>
-          <w:b/>
-          <w:sz w:val="24"/>
-          <w:szCs w:val="24"/>
-        </w:rPr>
-        <w:t>{{ construccion</w:t>
-      </w:r>
-      <w:proofErr w:type="gramEnd"/>
-      <w:r>
-        <w:rPr>
-          <w:b/>
-          <w:sz w:val="24"/>
-          <w:szCs w:val="24"/>
-        </w:rPr>
-        <w:t xml:space="preserve">_m2 }} </w:t>
+        <w:t xml:space="preserve">DE {{ construccion_m2 }} </w:t>
       </w:r>
       <w:r>
         <w:rPr>
@@ -852,7 +731,6 @@
                 <w:lang w:eastAsia="es-MX"/>
               </w:rPr>
             </w:pPr>
-            <w:proofErr w:type="gramStart"/>
             <w:r>
               <w:rPr>
                 <w:rFonts w:ascii="Calibri" w:eastAsia="Times New Roman" w:hAnsi="Calibri" w:cs="Calibri"/>
@@ -863,46 +741,7 @@
                 <w:szCs w:val="18"/>
                 <w:lang w:eastAsia="es-MX"/>
               </w:rPr>
-              <w:t xml:space="preserve">{{ </w:t>
-            </w:r>
-            <w:proofErr w:type="spellStart"/>
-            <w:r>
-              <w:rPr>
-                <w:rFonts w:ascii="Calibri" w:eastAsia="Times New Roman" w:hAnsi="Calibri" w:cs="Calibri"/>
-                <w:b/>
-                <w:bCs/>
-                <w:color w:val="000000"/>
-                <w:sz w:val="18"/>
-                <w:szCs w:val="18"/>
-                <w:lang w:eastAsia="es-MX"/>
-              </w:rPr>
-              <w:t>razon</w:t>
-            </w:r>
-            <w:proofErr w:type="gramEnd"/>
-            <w:r>
-              <w:rPr>
-                <w:rFonts w:ascii="Calibri" w:eastAsia="Times New Roman" w:hAnsi="Calibri" w:cs="Calibri"/>
-                <w:b/>
-                <w:bCs/>
-                <w:color w:val="000000"/>
-                <w:sz w:val="18"/>
-                <w:szCs w:val="18"/>
-                <w:lang w:eastAsia="es-MX"/>
-              </w:rPr>
-              <w:t>_social</w:t>
-            </w:r>
-            <w:proofErr w:type="spellEnd"/>
-            <w:r>
-              <w:rPr>
-                <w:rFonts w:ascii="Calibri" w:eastAsia="Times New Roman" w:hAnsi="Calibri" w:cs="Calibri"/>
-                <w:b/>
-                <w:bCs/>
-                <w:color w:val="000000"/>
-                <w:sz w:val="18"/>
-                <w:szCs w:val="18"/>
-                <w:lang w:eastAsia="es-MX"/>
-              </w:rPr>
-              <w:t xml:space="preserve"> }}</w:t>
+              <w:t>{{ razon_social }}</w:t>
             </w:r>
           </w:p>
         </w:tc>
@@ -984,7 +823,6 @@
                 <w:lang w:eastAsia="es-MX"/>
               </w:rPr>
             </w:pPr>
-            <w:proofErr w:type="gramStart"/>
             <w:r>
               <w:rPr>
                 <w:rFonts w:ascii="Calibri" w:eastAsia="Times New Roman" w:hAnsi="Calibri" w:cs="Calibri"/>
@@ -997,7 +835,6 @@
               </w:rPr>
               <w:t xml:space="preserve">{{ </w:t>
             </w:r>
-            <w:proofErr w:type="spellStart"/>
             <w:r>
               <w:rPr>
                 <w:rFonts w:ascii="Calibri" w:eastAsia="Times New Roman" w:hAnsi="Calibri" w:cs="Calibri"/>
@@ -1008,21 +845,7 @@
                 <w:szCs w:val="18"/>
                 <w:lang w:eastAsia="es-MX"/>
               </w:rPr>
-              <w:t>Direccion</w:t>
-            </w:r>
-            <w:proofErr w:type="spellEnd"/>
-            <w:proofErr w:type="gramEnd"/>
-            <w:r>
-              <w:rPr>
-                <w:rFonts w:ascii="Calibri" w:eastAsia="Times New Roman" w:hAnsi="Calibri" w:cs="Calibri"/>
-                <w:b/>
-                <w:bCs/>
-                <w:color w:val="000000"/>
-                <w:sz w:val="18"/>
-                <w:szCs w:val="18"/>
-                <w:lang w:eastAsia="es-MX"/>
-              </w:rPr>
-              <w:t xml:space="preserve"> </w:t>
+              <w:t xml:space="preserve">Direccion </w:t>
             </w:r>
             <w:r>
               <w:rPr>
@@ -1116,7 +939,6 @@
                 <w:lang w:eastAsia="es-MX"/>
               </w:rPr>
             </w:pPr>
-            <w:proofErr w:type="gramStart"/>
             <w:r>
               <w:rPr>
                 <w:rFonts w:ascii="Calibri" w:eastAsia="Times New Roman" w:hAnsi="Calibri" w:cs="Calibri"/>
@@ -1127,46 +949,7 @@
                 <w:szCs w:val="18"/>
                 <w:lang w:eastAsia="es-MX"/>
               </w:rPr>
-              <w:t xml:space="preserve">{{ </w:t>
-            </w:r>
-            <w:proofErr w:type="spellStart"/>
-            <w:r>
-              <w:rPr>
-                <w:rFonts w:ascii="Calibri" w:eastAsia="Times New Roman" w:hAnsi="Calibri" w:cs="Calibri"/>
-                <w:b/>
-                <w:bCs/>
-                <w:color w:val="000000"/>
-                <w:sz w:val="18"/>
-                <w:szCs w:val="18"/>
-                <w:lang w:eastAsia="es-MX"/>
-              </w:rPr>
-              <w:t>giro</w:t>
-            </w:r>
-            <w:proofErr w:type="gramEnd"/>
-            <w:r>
-              <w:rPr>
-                <w:rFonts w:ascii="Calibri" w:eastAsia="Times New Roman" w:hAnsi="Calibri" w:cs="Calibri"/>
-                <w:b/>
-                <w:bCs/>
-                <w:color w:val="000000"/>
-                <w:sz w:val="18"/>
-                <w:szCs w:val="18"/>
-                <w:lang w:eastAsia="es-MX"/>
-              </w:rPr>
-              <w:t>_comercial</w:t>
-            </w:r>
-            <w:proofErr w:type="spellEnd"/>
-            <w:r>
-              <w:rPr>
-                <w:rFonts w:ascii="Calibri" w:eastAsia="Times New Roman" w:hAnsi="Calibri" w:cs="Calibri"/>
-                <w:b/>
-                <w:bCs/>
-                <w:color w:val="000000"/>
-                <w:sz w:val="18"/>
-                <w:szCs w:val="18"/>
-                <w:lang w:eastAsia="es-MX"/>
-              </w:rPr>
-              <w:t xml:space="preserve"> }}</w:t>
+              <w:t>{{ giro_comercial }}</w:t>
             </w:r>
           </w:p>
         </w:tc>
@@ -1202,7 +985,6 @@
                 <w:lang w:eastAsia="es-MX"/>
               </w:rPr>
             </w:pPr>
-            <w:proofErr w:type="gramStart"/>
             <w:r>
               <w:rPr>
                 <w:rFonts w:ascii="Calibri" w:eastAsia="Times New Roman" w:hAnsi="Calibri" w:cs="Calibri"/>
@@ -1211,40 +993,7 @@
                 <w:szCs w:val="18"/>
                 <w:lang w:eastAsia="es-MX"/>
               </w:rPr>
-              <w:t xml:space="preserve">{{ </w:t>
-            </w:r>
-            <w:proofErr w:type="spellStart"/>
-            <w:r>
-              <w:rPr>
-                <w:rFonts w:ascii="Calibri" w:eastAsia="Times New Roman" w:hAnsi="Calibri" w:cs="Calibri"/>
-                <w:color w:val="000000"/>
-                <w:sz w:val="18"/>
-                <w:szCs w:val="18"/>
-                <w:lang w:eastAsia="es-MX"/>
-              </w:rPr>
-              <w:t>nombre</w:t>
-            </w:r>
-            <w:proofErr w:type="gramEnd"/>
-            <w:r>
-              <w:rPr>
-                <w:rFonts w:ascii="Calibri" w:eastAsia="Times New Roman" w:hAnsi="Calibri" w:cs="Calibri"/>
-                <w:color w:val="000000"/>
-                <w:sz w:val="18"/>
-                <w:szCs w:val="18"/>
-                <w:lang w:eastAsia="es-MX"/>
-              </w:rPr>
-              <w:t>_comercial</w:t>
-            </w:r>
-            <w:proofErr w:type="spellEnd"/>
-            <w:r>
-              <w:rPr>
-                <w:rFonts w:ascii="Calibri" w:eastAsia="Times New Roman" w:hAnsi="Calibri" w:cs="Calibri"/>
-                <w:color w:val="000000"/>
-                <w:sz w:val="18"/>
-                <w:szCs w:val="18"/>
-                <w:lang w:eastAsia="es-MX"/>
-              </w:rPr>
-              <w:t xml:space="preserve"> }}</w:t>
+              <w:t>{{ nombre_comercial }}</w:t>
             </w:r>
           </w:p>
         </w:tc>
@@ -2057,7 +1806,6 @@
                 <w:lang w:eastAsia="es-MX"/>
               </w:rPr>
             </w:pPr>
-            <w:proofErr w:type="gramStart"/>
             <w:r>
               <w:rPr>
                 <w:rFonts w:ascii="Calibri" w:eastAsia="Times New Roman" w:hAnsi="Calibri" w:cs="Calibri"/>
@@ -2068,7 +1816,6 @@
               </w:rPr>
               <w:t xml:space="preserve">{{ </w:t>
             </w:r>
-            <w:proofErr w:type="spellStart"/>
             <w:r>
               <w:rPr>
                 <w:rFonts w:ascii="Calibri" w:eastAsia="Times New Roman" w:hAnsi="Calibri" w:cs="Calibri"/>
@@ -2077,20 +1824,8 @@
                 <w:szCs w:val="18"/>
                 <w:lang w:eastAsia="es-MX"/>
               </w:rPr>
-              <w:t>descripcion</w:t>
-            </w:r>
-            <w:proofErr w:type="gramEnd"/>
-            <w:r>
-              <w:rPr>
-                <w:rFonts w:ascii="Calibri" w:eastAsia="Times New Roman" w:hAnsi="Calibri" w:cs="Calibri"/>
-                <w:color w:val="000000"/>
-                <w:sz w:val="18"/>
-                <w:szCs w:val="18"/>
-                <w:lang w:eastAsia="es-MX"/>
-              </w:rPr>
-              <w:t>_gas_inflamable</w:t>
-            </w:r>
-            <w:proofErr w:type="spellEnd"/>
+              <w:t>descripcion_gas_inflamable</w:t>
+            </w:r>
             <w:r>
               <w:rPr>
                 <w:rFonts w:ascii="Calibri" w:eastAsia="Times New Roman" w:hAnsi="Calibri" w:cs="Calibri"/>
@@ -2130,7 +1865,6 @@
                 <w:lang w:eastAsia="es-MX"/>
               </w:rPr>
             </w:pPr>
-            <w:proofErr w:type="gramStart"/>
             <w:r>
               <w:rPr>
                 <w:rFonts w:ascii="Calibri" w:eastAsia="Times New Roman" w:hAnsi="Calibri" w:cs="Calibri"/>
@@ -2139,40 +1873,7 @@
                 <w:szCs w:val="18"/>
                 <w:lang w:eastAsia="es-MX"/>
               </w:rPr>
-              <w:t xml:space="preserve">{{ </w:t>
-            </w:r>
-            <w:proofErr w:type="spellStart"/>
-            <w:r>
-              <w:rPr>
-                <w:rFonts w:ascii="Calibri" w:eastAsia="Times New Roman" w:hAnsi="Calibri" w:cs="Calibri"/>
-                <w:color w:val="000000"/>
-                <w:sz w:val="18"/>
-                <w:szCs w:val="18"/>
-                <w:lang w:eastAsia="es-MX"/>
-              </w:rPr>
-              <w:t>gas</w:t>
-            </w:r>
-            <w:proofErr w:type="gramEnd"/>
-            <w:r>
-              <w:rPr>
-                <w:rFonts w:ascii="Calibri" w:eastAsia="Times New Roman" w:hAnsi="Calibri" w:cs="Calibri"/>
-                <w:color w:val="000000"/>
-                <w:sz w:val="18"/>
-                <w:szCs w:val="18"/>
-                <w:lang w:eastAsia="es-MX"/>
-              </w:rPr>
-              <w:t>_inflamable</w:t>
-            </w:r>
-            <w:proofErr w:type="spellEnd"/>
-            <w:r>
-              <w:rPr>
-                <w:rFonts w:ascii="Calibri" w:eastAsia="Times New Roman" w:hAnsi="Calibri" w:cs="Calibri"/>
-                <w:color w:val="000000"/>
-                <w:sz w:val="18"/>
-                <w:szCs w:val="18"/>
-                <w:lang w:eastAsia="es-MX"/>
-              </w:rPr>
-              <w:t xml:space="preserve"> }}</w:t>
+              <w:t>{{ gas_inflamable }}</w:t>
             </w:r>
           </w:p>
         </w:tc>
@@ -2202,7 +1903,6 @@
                 <w:lang w:eastAsia="es-MX"/>
               </w:rPr>
             </w:pPr>
-            <w:proofErr w:type="spellStart"/>
             <w:r>
               <w:rPr>
                 <w:rFonts w:ascii="Calibri" w:eastAsia="Times New Roman" w:hAnsi="Calibri" w:cs="Calibri"/>
@@ -2213,7 +1913,6 @@
               </w:rPr>
               <w:t>Lt</w:t>
             </w:r>
-            <w:proofErr w:type="spellEnd"/>
           </w:p>
         </w:tc>
       </w:tr>
@@ -2464,7 +2163,6 @@
                 <w:lang w:eastAsia="es-MX"/>
               </w:rPr>
             </w:pPr>
-            <w:proofErr w:type="gramStart"/>
             <w:r>
               <w:rPr>
                 <w:rFonts w:ascii="Calibri" w:eastAsia="Times New Roman" w:hAnsi="Calibri" w:cs="Calibri"/>
@@ -2475,7 +2173,6 @@
               </w:rPr>
               <w:t xml:space="preserve">{{ </w:t>
             </w:r>
-            <w:proofErr w:type="spellStart"/>
             <w:r>
               <w:rPr>
                 <w:rFonts w:ascii="Calibri" w:eastAsia="Times New Roman" w:hAnsi="Calibri" w:cs="Calibri"/>
@@ -2484,20 +2181,8 @@
                 <w:szCs w:val="18"/>
                 <w:lang w:eastAsia="es-MX"/>
               </w:rPr>
-              <w:t>descripcion</w:t>
-            </w:r>
-            <w:proofErr w:type="gramEnd"/>
-            <w:r>
-              <w:rPr>
-                <w:rFonts w:ascii="Calibri" w:eastAsia="Times New Roman" w:hAnsi="Calibri" w:cs="Calibri"/>
-                <w:color w:val="000000"/>
-                <w:sz w:val="18"/>
-                <w:szCs w:val="18"/>
-                <w:lang w:eastAsia="es-MX"/>
-              </w:rPr>
-              <w:t>_liquido_inflamable</w:t>
-            </w:r>
-            <w:proofErr w:type="spellEnd"/>
+              <w:t>descripcion_liquido_inflamable</w:t>
+            </w:r>
             <w:r>
               <w:rPr>
                 <w:rFonts w:ascii="Calibri" w:eastAsia="Times New Roman" w:hAnsi="Calibri" w:cs="Calibri"/>
@@ -2537,7 +2222,6 @@
                 <w:lang w:eastAsia="es-MX"/>
               </w:rPr>
             </w:pPr>
-            <w:proofErr w:type="gramStart"/>
             <w:r>
               <w:rPr>
                 <w:rFonts w:ascii="Calibri" w:eastAsia="Times New Roman" w:hAnsi="Calibri" w:cs="Calibri"/>
@@ -2546,40 +2230,7 @@
                 <w:szCs w:val="18"/>
                 <w:lang w:eastAsia="es-MX"/>
               </w:rPr>
-              <w:t xml:space="preserve">{{ </w:t>
-            </w:r>
-            <w:proofErr w:type="spellStart"/>
-            <w:r>
-              <w:rPr>
-                <w:rFonts w:ascii="Calibri" w:eastAsia="Times New Roman" w:hAnsi="Calibri" w:cs="Calibri"/>
-                <w:color w:val="000000"/>
-                <w:sz w:val="18"/>
-                <w:szCs w:val="18"/>
-                <w:lang w:eastAsia="es-MX"/>
-              </w:rPr>
-              <w:t>liquido</w:t>
-            </w:r>
-            <w:proofErr w:type="gramEnd"/>
-            <w:r>
-              <w:rPr>
-                <w:rFonts w:ascii="Calibri" w:eastAsia="Times New Roman" w:hAnsi="Calibri" w:cs="Calibri"/>
-                <w:color w:val="000000"/>
-                <w:sz w:val="18"/>
-                <w:szCs w:val="18"/>
-                <w:lang w:eastAsia="es-MX"/>
-              </w:rPr>
-              <w:t>_inflamable</w:t>
-            </w:r>
-            <w:proofErr w:type="spellEnd"/>
-            <w:r>
-              <w:rPr>
-                <w:rFonts w:ascii="Calibri" w:eastAsia="Times New Roman" w:hAnsi="Calibri" w:cs="Calibri"/>
-                <w:color w:val="000000"/>
-                <w:sz w:val="18"/>
-                <w:szCs w:val="18"/>
-                <w:lang w:eastAsia="es-MX"/>
-              </w:rPr>
-              <w:t xml:space="preserve"> }}</w:t>
+              <w:t>{{ liquido_inflamable }}</w:t>
             </w:r>
           </w:p>
         </w:tc>
@@ -2609,7 +2260,6 @@
                 <w:lang w:eastAsia="es-MX"/>
               </w:rPr>
             </w:pPr>
-            <w:proofErr w:type="spellStart"/>
             <w:r>
               <w:rPr>
                 <w:rFonts w:ascii="Calibri" w:eastAsia="Times New Roman" w:hAnsi="Calibri" w:cs="Calibri"/>
@@ -2620,7 +2270,6 @@
               </w:rPr>
               <w:t>Lt</w:t>
             </w:r>
-            <w:proofErr w:type="spellEnd"/>
           </w:p>
         </w:tc>
       </w:tr>
@@ -2871,7 +2520,6 @@
                 <w:lang w:eastAsia="es-MX"/>
               </w:rPr>
             </w:pPr>
-            <w:proofErr w:type="gramStart"/>
             <w:r>
               <w:rPr>
                 <w:rFonts w:ascii="Calibri" w:eastAsia="Times New Roman" w:hAnsi="Calibri" w:cs="Calibri"/>
@@ -2882,7 +2530,6 @@
               </w:rPr>
               <w:t xml:space="preserve">{{ </w:t>
             </w:r>
-            <w:proofErr w:type="spellStart"/>
             <w:r>
               <w:rPr>
                 <w:rFonts w:ascii="Calibri" w:eastAsia="Times New Roman" w:hAnsi="Calibri" w:cs="Calibri"/>
@@ -2891,20 +2538,8 @@
                 <w:szCs w:val="18"/>
                 <w:lang w:eastAsia="es-MX"/>
               </w:rPr>
-              <w:t>descripcion</w:t>
-            </w:r>
-            <w:proofErr w:type="gramEnd"/>
-            <w:r>
-              <w:rPr>
-                <w:rFonts w:ascii="Calibri" w:eastAsia="Times New Roman" w:hAnsi="Calibri" w:cs="Calibri"/>
-                <w:color w:val="000000"/>
-                <w:sz w:val="18"/>
-                <w:szCs w:val="18"/>
-                <w:lang w:eastAsia="es-MX"/>
-              </w:rPr>
-              <w:t>_liquido_combustible</w:t>
-            </w:r>
-            <w:proofErr w:type="spellEnd"/>
+              <w:t>descripcion_liquido_combustible</w:t>
+            </w:r>
             <w:r>
               <w:rPr>
                 <w:rFonts w:ascii="Calibri" w:eastAsia="Times New Roman" w:hAnsi="Calibri" w:cs="Calibri"/>
@@ -2943,7 +2578,6 @@
                 <w:lang w:eastAsia="es-MX"/>
               </w:rPr>
             </w:pPr>
-            <w:proofErr w:type="gramStart"/>
             <w:r>
               <w:rPr>
                 <w:rFonts w:ascii="Calibri" w:eastAsia="Times New Roman" w:hAnsi="Calibri" w:cs="Calibri"/>
@@ -2952,40 +2586,7 @@
                 <w:szCs w:val="18"/>
                 <w:lang w:eastAsia="es-MX"/>
               </w:rPr>
-              <w:t xml:space="preserve">{{ </w:t>
-            </w:r>
-            <w:proofErr w:type="spellStart"/>
-            <w:r>
-              <w:rPr>
-                <w:rFonts w:ascii="Calibri" w:eastAsia="Times New Roman" w:hAnsi="Calibri" w:cs="Calibri"/>
-                <w:color w:val="000000"/>
-                <w:sz w:val="18"/>
-                <w:szCs w:val="18"/>
-                <w:lang w:eastAsia="es-MX"/>
-              </w:rPr>
-              <w:t>liquido</w:t>
-            </w:r>
-            <w:proofErr w:type="gramEnd"/>
-            <w:r>
-              <w:rPr>
-                <w:rFonts w:ascii="Calibri" w:eastAsia="Times New Roman" w:hAnsi="Calibri" w:cs="Calibri"/>
-                <w:color w:val="000000"/>
-                <w:sz w:val="18"/>
-                <w:szCs w:val="18"/>
-                <w:lang w:eastAsia="es-MX"/>
-              </w:rPr>
-              <w:t>_combustible</w:t>
-            </w:r>
-            <w:proofErr w:type="spellEnd"/>
-            <w:r>
-              <w:rPr>
-                <w:rFonts w:ascii="Calibri" w:eastAsia="Times New Roman" w:hAnsi="Calibri" w:cs="Calibri"/>
-                <w:color w:val="000000"/>
-                <w:sz w:val="18"/>
-                <w:szCs w:val="18"/>
-                <w:lang w:eastAsia="es-MX"/>
-              </w:rPr>
-              <w:t xml:space="preserve"> }}</w:t>
+              <w:t>{{ liquido_combustible }}</w:t>
             </w:r>
           </w:p>
         </w:tc>
@@ -3014,7 +2615,6 @@
                 <w:lang w:eastAsia="es-MX"/>
               </w:rPr>
             </w:pPr>
-            <w:proofErr w:type="spellStart"/>
             <w:r>
               <w:rPr>
                 <w:rFonts w:ascii="Calibri" w:eastAsia="Times New Roman" w:hAnsi="Calibri" w:cs="Calibri"/>
@@ -3025,7 +2625,6 @@
               </w:rPr>
               <w:t>Lt</w:t>
             </w:r>
-            <w:proofErr w:type="spellEnd"/>
           </w:p>
         </w:tc>
       </w:tr>
@@ -3286,7 +2885,6 @@
                 <w:lang w:eastAsia="es-MX"/>
               </w:rPr>
             </w:pPr>
-            <w:proofErr w:type="gramStart"/>
             <w:r>
               <w:rPr>
                 <w:rFonts w:ascii="Calibri" w:eastAsia="Times New Roman" w:hAnsi="Calibri" w:cs="Calibri"/>
@@ -3297,7 +2895,6 @@
               </w:rPr>
               <w:t xml:space="preserve">{{ </w:t>
             </w:r>
-            <w:proofErr w:type="spellStart"/>
             <w:r>
               <w:rPr>
                 <w:rFonts w:ascii="Calibri" w:eastAsia="Times New Roman" w:hAnsi="Calibri" w:cs="Calibri"/>
@@ -3306,20 +2903,8 @@
                 <w:szCs w:val="18"/>
                 <w:lang w:eastAsia="es-MX"/>
               </w:rPr>
-              <w:t>descripcion</w:t>
-            </w:r>
-            <w:proofErr w:type="gramEnd"/>
-            <w:r>
-              <w:rPr>
-                <w:rFonts w:ascii="Calibri" w:eastAsia="Times New Roman" w:hAnsi="Calibri" w:cs="Calibri"/>
-                <w:color w:val="000000"/>
-                <w:sz w:val="18"/>
-                <w:szCs w:val="18"/>
-                <w:lang w:eastAsia="es-MX"/>
-              </w:rPr>
-              <w:t>_solido_combustible</w:t>
-            </w:r>
-            <w:proofErr w:type="spellEnd"/>
+              <w:t>descripcion_solido_combustible</w:t>
+            </w:r>
             <w:r>
               <w:rPr>
                 <w:rFonts w:ascii="Calibri" w:eastAsia="Times New Roman" w:hAnsi="Calibri" w:cs="Calibri"/>
@@ -3358,7 +2943,6 @@
                 <w:lang w:eastAsia="es-MX"/>
               </w:rPr>
             </w:pPr>
-            <w:proofErr w:type="gramStart"/>
             <w:r>
               <w:rPr>
                 <w:rFonts w:ascii="Calibri" w:eastAsia="Times New Roman" w:hAnsi="Calibri" w:cs="Calibri"/>
@@ -3367,9 +2951,8 @@
                 <w:szCs w:val="18"/>
                 <w:lang w:eastAsia="es-MX"/>
               </w:rPr>
-              <w:t xml:space="preserve">{{ </w:t>
-            </w:r>
-            <w:proofErr w:type="spellStart"/>
+              <w:t>{{ solido_combus</w:t>
+            </w:r>
             <w:r>
               <w:rPr>
                 <w:rFonts w:ascii="Calibri" w:eastAsia="Times New Roman" w:hAnsi="Calibri" w:cs="Calibri"/>
@@ -3378,9 +2961,8 @@
                 <w:szCs w:val="18"/>
                 <w:lang w:eastAsia="es-MX"/>
               </w:rPr>
-              <w:t>solido</w:t>
-            </w:r>
-            <w:proofErr w:type="gramEnd"/>
+              <w:t>t</w:t>
+            </w:r>
             <w:r>
               <w:rPr>
                 <w:rFonts w:ascii="Calibri" w:eastAsia="Times New Roman" w:hAnsi="Calibri" w:cs="Calibri"/>
@@ -3389,18 +2971,7 @@
                 <w:szCs w:val="18"/>
                 <w:lang w:eastAsia="es-MX"/>
               </w:rPr>
-              <w:t>_combusible</w:t>
-            </w:r>
-            <w:proofErr w:type="spellEnd"/>
-            <w:r>
-              <w:rPr>
-                <w:rFonts w:ascii="Calibri" w:eastAsia="Times New Roman" w:hAnsi="Calibri" w:cs="Calibri"/>
-                <w:color w:val="000000"/>
-                <w:sz w:val="18"/>
-                <w:szCs w:val="18"/>
-                <w:lang w:eastAsia="es-MX"/>
-              </w:rPr>
-              <w:t xml:space="preserve"> }}</w:t>
+              <w:t>ible }}</w:t>
             </w:r>
           </w:p>
         </w:tc>
@@ -3598,7 +3169,6 @@
                 <w:lang w:eastAsia="es-MX"/>
               </w:rPr>
             </w:pPr>
-            <w:proofErr w:type="gramStart"/>
             <w:r>
               <w:rPr>
                 <w:rFonts w:ascii="Calibri" w:eastAsia="Times New Roman" w:hAnsi="Calibri" w:cs="Calibri"/>
@@ -3609,20 +3179,7 @@
                 <w:szCs w:val="18"/>
                 <w:lang w:eastAsia="es-MX"/>
               </w:rPr>
-              <w:t>{{ turnos</w:t>
-            </w:r>
-            <w:proofErr w:type="gramEnd"/>
-            <w:r>
-              <w:rPr>
-                <w:rFonts w:ascii="Calibri" w:eastAsia="Times New Roman" w:hAnsi="Calibri" w:cs="Calibri"/>
-                <w:b/>
-                <w:bCs/>
-                <w:color w:val="000000"/>
-                <w:sz w:val="18"/>
-                <w:szCs w:val="18"/>
-                <w:lang w:eastAsia="es-MX"/>
-              </w:rPr>
-              <w:t xml:space="preserve"> }}</w:t>
+              <w:t>{{ turnos }}</w:t>
             </w:r>
           </w:p>
         </w:tc>
@@ -3692,7 +3249,6 @@
                 <w:lang w:eastAsia="es-MX"/>
               </w:rPr>
             </w:pPr>
-            <w:proofErr w:type="gramStart"/>
             <w:r>
               <w:rPr>
                 <w:rFonts w:ascii="Calibri" w:eastAsia="Times New Roman" w:hAnsi="Calibri" w:cs="Calibri"/>
@@ -3703,20 +3259,7 @@
                 <w:szCs w:val="18"/>
                 <w:lang w:eastAsia="es-MX"/>
               </w:rPr>
-              <w:t>{{ trabajadores</w:t>
-            </w:r>
-            <w:proofErr w:type="gramEnd"/>
-            <w:r>
-              <w:rPr>
-                <w:rFonts w:ascii="Calibri" w:eastAsia="Times New Roman" w:hAnsi="Calibri" w:cs="Calibri"/>
-                <w:b/>
-                <w:bCs/>
-                <w:color w:val="000000"/>
-                <w:sz w:val="18"/>
-                <w:szCs w:val="18"/>
-                <w:lang w:eastAsia="es-MX"/>
-              </w:rPr>
-              <w:t xml:space="preserve"> }}</w:t>
+              <w:t>{{ trabajadores }}</w:t>
             </w:r>
           </w:p>
         </w:tc>
@@ -3788,7 +3331,6 @@
                 <w:lang w:eastAsia="es-MX"/>
               </w:rPr>
             </w:pPr>
-            <w:proofErr w:type="gramStart"/>
             <w:r>
               <w:rPr>
                 <w:rFonts w:ascii="Calibri" w:eastAsia="Times New Roman" w:hAnsi="Calibri" w:cs="Calibri"/>
@@ -3799,20 +3341,7 @@
                 <w:szCs w:val="18"/>
                 <w:lang w:eastAsia="es-MX"/>
               </w:rPr>
-              <w:t>{{ flotante</w:t>
-            </w:r>
-            <w:proofErr w:type="gramEnd"/>
-            <w:r>
-              <w:rPr>
-                <w:rFonts w:ascii="Calibri" w:eastAsia="Times New Roman" w:hAnsi="Calibri" w:cs="Calibri"/>
-                <w:b/>
-                <w:bCs/>
-                <w:color w:val="000000"/>
-                <w:sz w:val="18"/>
-                <w:szCs w:val="18"/>
-                <w:lang w:eastAsia="es-MX"/>
-              </w:rPr>
-              <w:t xml:space="preserve"> }}</w:t>
+              <w:t>{{ flotante }}</w:t>
             </w:r>
           </w:p>
         </w:tc>
@@ -4051,7 +3580,6 @@
                 <w:lang w:eastAsia="es-MX"/>
               </w:rPr>
             </w:pPr>
-            <w:proofErr w:type="gramStart"/>
             <w:r>
               <w:rPr>
                 <w:sz w:val="18"/>
@@ -4059,23 +3587,13 @@
               </w:rPr>
               <w:t xml:space="preserve">{{ </w:t>
             </w:r>
-            <w:proofErr w:type="spellStart"/>
             <w:r>
               <w:rPr>
                 <w:sz w:val="18"/>
                 <w:szCs w:val="18"/>
               </w:rPr>
-              <w:t>valor</w:t>
-            </w:r>
-            <w:proofErr w:type="gramEnd"/>
-            <w:r>
-              <w:rPr>
-                <w:sz w:val="18"/>
-                <w:szCs w:val="18"/>
-              </w:rPr>
-              <w:t>_gas_inflamable</w:t>
-            </w:r>
-            <w:proofErr w:type="spellEnd"/>
+              <w:t>valor_gas_inflamable</w:t>
+            </w:r>
             <w:r>
               <w:rPr>
                 <w:sz w:val="18"/>
@@ -4194,7 +3712,6 @@
                 <w:lang w:eastAsia="es-MX"/>
               </w:rPr>
             </w:pPr>
-            <w:proofErr w:type="gramStart"/>
             <w:r>
               <w:rPr>
                 <w:sz w:val="18"/>
@@ -4202,23 +3719,13 @@
               </w:rPr>
               <w:t xml:space="preserve">{{ </w:t>
             </w:r>
-            <w:proofErr w:type="spellStart"/>
             <w:r>
               <w:rPr>
                 <w:sz w:val="18"/>
                 <w:szCs w:val="18"/>
               </w:rPr>
-              <w:t>valor</w:t>
-            </w:r>
-            <w:proofErr w:type="gramEnd"/>
-            <w:r>
-              <w:rPr>
-                <w:sz w:val="18"/>
-                <w:szCs w:val="18"/>
-              </w:rPr>
-              <w:t>_liquido_inflamable</w:t>
-            </w:r>
-            <w:proofErr w:type="spellEnd"/>
+              <w:t>valor_liquido_inflamable</w:t>
+            </w:r>
             <w:r>
               <w:rPr>
                 <w:sz w:val="18"/>
@@ -4337,7 +3844,6 @@
                 <w:lang w:eastAsia="es-MX"/>
               </w:rPr>
             </w:pPr>
-            <w:proofErr w:type="gramStart"/>
             <w:r>
               <w:rPr>
                 <w:rFonts w:ascii="Calibri" w:eastAsia="Times New Roman" w:hAnsi="Calibri" w:cs="Calibri"/>
@@ -4348,7 +3854,6 @@
               </w:rPr>
               <w:t xml:space="preserve">{{ </w:t>
             </w:r>
-            <w:proofErr w:type="spellStart"/>
             <w:r>
               <w:rPr>
                 <w:rFonts w:ascii="Calibri" w:eastAsia="Times New Roman" w:hAnsi="Calibri" w:cs="Calibri"/>
@@ -4357,20 +3862,8 @@
                 <w:szCs w:val="18"/>
                 <w:lang w:eastAsia="es-MX"/>
               </w:rPr>
-              <w:t>valor</w:t>
-            </w:r>
-            <w:proofErr w:type="gramEnd"/>
-            <w:r>
-              <w:rPr>
-                <w:rFonts w:ascii="Calibri" w:eastAsia="Times New Roman" w:hAnsi="Calibri" w:cs="Calibri"/>
-                <w:color w:val="000000"/>
-                <w:sz w:val="18"/>
-                <w:szCs w:val="18"/>
-                <w:lang w:eastAsia="es-MX"/>
-              </w:rPr>
-              <w:t>_liquido_combustible</w:t>
-            </w:r>
-            <w:proofErr w:type="spellEnd"/>
+              <w:t>valor_liquido_combustible</w:t>
+            </w:r>
             <w:r>
               <w:rPr>
                 <w:rFonts w:ascii="Calibri" w:eastAsia="Times New Roman" w:hAnsi="Calibri" w:cs="Calibri"/>
@@ -4492,7 +3985,6 @@
                 <w:lang w:eastAsia="es-MX"/>
               </w:rPr>
             </w:pPr>
-            <w:proofErr w:type="gramStart"/>
             <w:r>
               <w:rPr>
                 <w:sz w:val="18"/>
@@ -4500,23 +3992,13 @@
               </w:rPr>
               <w:t xml:space="preserve">{{ </w:t>
             </w:r>
-            <w:proofErr w:type="spellStart"/>
             <w:r>
               <w:rPr>
                 <w:sz w:val="18"/>
                 <w:szCs w:val="18"/>
               </w:rPr>
-              <w:t>valor</w:t>
-            </w:r>
-            <w:proofErr w:type="gramEnd"/>
-            <w:r>
-              <w:rPr>
-                <w:sz w:val="18"/>
-                <w:szCs w:val="18"/>
-              </w:rPr>
-              <w:t>_solido_combustible</w:t>
-            </w:r>
-            <w:proofErr w:type="spellEnd"/>
+              <w:t>valor_solido_combustible</w:t>
+            </w:r>
             <w:r>
               <w:rPr>
                 <w:sz w:val="18"/>
@@ -4756,33 +4238,13 @@
                 <w:lang w:eastAsia="es-MX"/>
               </w:rPr>
             </w:pPr>
-            <w:proofErr w:type="gramStart"/>
-            <w:r>
-              <w:rPr>
-                <w:rFonts w:ascii="Calibri" w:eastAsia="Times New Roman" w:hAnsi="Calibri" w:cs="Calibri"/>
-                <w:color w:val="000000"/>
-                <w:lang w:eastAsia="es-MX"/>
-              </w:rPr>
-              <w:t xml:space="preserve">{{ </w:t>
-            </w:r>
-            <w:proofErr w:type="spellStart"/>
-            <w:r>
-              <w:rPr>
-                <w:rFonts w:ascii="Calibri" w:eastAsia="Times New Roman" w:hAnsi="Calibri" w:cs="Calibri"/>
-                <w:color w:val="000000"/>
-                <w:lang w:eastAsia="es-MX"/>
-              </w:rPr>
-              <w:t>dia</w:t>
-            </w:r>
-            <w:proofErr w:type="spellEnd"/>
-            <w:proofErr w:type="gramEnd"/>
-            <w:r>
-              <w:rPr>
-                <w:rFonts w:ascii="Calibri" w:eastAsia="Times New Roman" w:hAnsi="Calibri" w:cs="Calibri"/>
-                <w:color w:val="000000"/>
-                <w:lang w:eastAsia="es-MX"/>
-              </w:rPr>
-              <w:t xml:space="preserve"> }}</w:t>
+            <w:r>
+              <w:rPr>
+                <w:rFonts w:ascii="Calibri" w:eastAsia="Times New Roman" w:hAnsi="Calibri" w:cs="Calibri"/>
+                <w:color w:val="000000"/>
+                <w:lang w:eastAsia="es-MX"/>
+              </w:rPr>
+              <w:t>{{ dia }}</w:t>
             </w:r>
             <w:r>
               <w:rPr>
@@ -4814,25 +4276,7 @@
                 <w:color w:val="000000"/>
                 <w:lang w:eastAsia="es-MX"/>
               </w:rPr>
-              <w:t xml:space="preserve">{{ </w:t>
-            </w:r>
-            <w:proofErr w:type="spellStart"/>
-            <w:r>
-              <w:rPr>
-                <w:rFonts w:ascii="Calibri" w:eastAsia="Times New Roman" w:hAnsi="Calibri" w:cs="Calibri"/>
-                <w:color w:val="000000"/>
-                <w:lang w:eastAsia="es-MX"/>
-              </w:rPr>
-              <w:t>anio</w:t>
-            </w:r>
-            <w:proofErr w:type="spellEnd"/>
-            <w:r>
-              <w:rPr>
-                <w:rFonts w:ascii="Calibri" w:eastAsia="Times New Roman" w:hAnsi="Calibri" w:cs="Calibri"/>
-                <w:color w:val="000000"/>
-                <w:lang w:eastAsia="es-MX"/>
-              </w:rPr>
-              <w:t xml:space="preserve"> }}</w:t>
+              <w:t>{{ anio }}</w:t>
             </w:r>
           </w:p>
         </w:tc>
@@ -4863,7 +4307,6 @@
                 <w:lang w:eastAsia="es-MX"/>
               </w:rPr>
             </w:pPr>
-            <w:proofErr w:type="spellStart"/>
             <w:r>
               <w:rPr>
                 <w:rFonts w:ascii="Calibri" w:eastAsia="Times New Roman" w:hAnsi="Calibri" w:cs="Calibri"/>
@@ -4872,18 +4315,7 @@
                 <w:szCs w:val="18"/>
                 <w:lang w:eastAsia="es-MX"/>
               </w:rPr>
-              <w:t>Sup</w:t>
-            </w:r>
-            <w:proofErr w:type="spellEnd"/>
-            <w:r>
-              <w:rPr>
-                <w:rFonts w:ascii="Calibri" w:eastAsia="Times New Roman" w:hAnsi="Calibri" w:cs="Calibri"/>
-                <w:color w:val="000000"/>
-                <w:sz w:val="18"/>
-                <w:szCs w:val="18"/>
-                <w:lang w:eastAsia="es-MX"/>
-              </w:rPr>
-              <w:t>. Construida (m2):</w:t>
+              <w:t>Sup. Construida (m2):</w:t>
             </w:r>
           </w:p>
         </w:tc>
@@ -4912,23 +4344,13 @@
                 <w:lang w:eastAsia="es-MX"/>
               </w:rPr>
             </w:pPr>
-            <w:proofErr w:type="gramStart"/>
-            <w:r>
-              <w:rPr>
-                <w:rFonts w:ascii="Calibri" w:eastAsia="Times New Roman" w:hAnsi="Calibri" w:cs="Calibri"/>
-                <w:color w:val="000000"/>
-                <w:lang w:eastAsia="es-MX"/>
-              </w:rPr>
-              <w:t>{{ construccion</w:t>
-            </w:r>
-            <w:proofErr w:type="gramEnd"/>
-            <w:r>
-              <w:rPr>
-                <w:rFonts w:ascii="Calibri" w:eastAsia="Times New Roman" w:hAnsi="Calibri" w:cs="Calibri"/>
-                <w:color w:val="000000"/>
-                <w:lang w:eastAsia="es-MX"/>
-              </w:rPr>
-              <w:t>_m2 }}</w:t>
+            <w:r>
+              <w:rPr>
+                <w:rFonts w:ascii="Calibri" w:eastAsia="Times New Roman" w:hAnsi="Calibri" w:cs="Calibri"/>
+                <w:color w:val="000000"/>
+                <w:lang w:eastAsia="es-MX"/>
+              </w:rPr>
+              <w:t>{{ construccion_m2 }}</w:t>
             </w:r>
           </w:p>
         </w:tc>
@@ -5016,7 +4438,6 @@
                 <w:lang w:eastAsia="es-MX"/>
               </w:rPr>
             </w:pPr>
-            <w:proofErr w:type="gramStart"/>
             <w:r>
               <w:rPr>
                 <w:rFonts w:ascii="Calibri" w:eastAsia="Times New Roman" w:hAnsi="Calibri" w:cs="Calibri"/>
@@ -5027,46 +4448,7 @@
                 <w:szCs w:val="18"/>
                 <w:lang w:eastAsia="es-MX"/>
               </w:rPr>
-              <w:t xml:space="preserve">{{ </w:t>
-            </w:r>
-            <w:proofErr w:type="spellStart"/>
-            <w:r>
-              <w:rPr>
-                <w:rFonts w:ascii="Calibri" w:eastAsia="Times New Roman" w:hAnsi="Calibri" w:cs="Calibri"/>
-                <w:b/>
-                <w:bCs/>
-                <w:color w:val="FF0000"/>
-                <w:sz w:val="18"/>
-                <w:szCs w:val="18"/>
-                <w:lang w:eastAsia="es-MX"/>
-              </w:rPr>
-              <w:t>tipo</w:t>
-            </w:r>
-            <w:proofErr w:type="gramEnd"/>
-            <w:r>
-              <w:rPr>
-                <w:rFonts w:ascii="Calibri" w:eastAsia="Times New Roman" w:hAnsi="Calibri" w:cs="Calibri"/>
-                <w:b/>
-                <w:bCs/>
-                <w:color w:val="FF0000"/>
-                <w:sz w:val="18"/>
-                <w:szCs w:val="18"/>
-                <w:lang w:eastAsia="es-MX"/>
-              </w:rPr>
-              <w:t>_riesgo</w:t>
-            </w:r>
-            <w:proofErr w:type="spellEnd"/>
-            <w:r>
-              <w:rPr>
-                <w:rFonts w:ascii="Calibri" w:eastAsia="Times New Roman" w:hAnsi="Calibri" w:cs="Calibri"/>
-                <w:b/>
-                <w:bCs/>
-                <w:color w:val="FF0000"/>
-                <w:sz w:val="18"/>
-                <w:szCs w:val="18"/>
-                <w:lang w:eastAsia="es-MX"/>
-              </w:rPr>
-              <w:t xml:space="preserve"> }}</w:t>
+              <w:t>{{ tipo_riesgo }}</w:t>
             </w:r>
           </w:p>
         </w:tc>
@@ -5361,7 +4743,6 @@
               </w:rPr>
               <w:t xml:space="preserve"> </w:t>
             </w:r>
-            <w:proofErr w:type="gramStart"/>
             <w:r>
               <w:rPr>
                 <w:rFonts w:ascii="Calibri" w:eastAsia="Times New Roman" w:hAnsi="Calibri" w:cs="Calibri"/>
@@ -5372,46 +4753,7 @@
                 <w:szCs w:val="28"/>
                 <w:lang w:eastAsia="es-MX"/>
               </w:rPr>
-              <w:t xml:space="preserve">{{ </w:t>
-            </w:r>
-            <w:proofErr w:type="spellStart"/>
-            <w:r>
-              <w:rPr>
-                <w:rFonts w:ascii="Calibri" w:eastAsia="Times New Roman" w:hAnsi="Calibri" w:cs="Calibri"/>
-                <w:b/>
-                <w:bCs/>
-                <w:color w:val="000000"/>
-                <w:sz w:val="28"/>
-                <w:szCs w:val="28"/>
-                <w:lang w:eastAsia="es-MX"/>
-              </w:rPr>
-              <w:t>giro</w:t>
-            </w:r>
-            <w:proofErr w:type="gramEnd"/>
-            <w:r>
-              <w:rPr>
-                <w:rFonts w:ascii="Calibri" w:eastAsia="Times New Roman" w:hAnsi="Calibri" w:cs="Calibri"/>
-                <w:b/>
-                <w:bCs/>
-                <w:color w:val="000000"/>
-                <w:sz w:val="28"/>
-                <w:szCs w:val="28"/>
-                <w:lang w:eastAsia="es-MX"/>
-              </w:rPr>
-              <w:t>_comercial</w:t>
-            </w:r>
-            <w:proofErr w:type="spellEnd"/>
-            <w:r>
-              <w:rPr>
-                <w:rFonts w:ascii="Calibri" w:eastAsia="Times New Roman" w:hAnsi="Calibri" w:cs="Calibri"/>
-                <w:b/>
-                <w:bCs/>
-                <w:color w:val="000000"/>
-                <w:sz w:val="28"/>
-                <w:szCs w:val="28"/>
-                <w:lang w:eastAsia="es-MX"/>
-              </w:rPr>
-              <w:t xml:space="preserve"> }}</w:t>
+              <w:t>{{ giro_comercial }}</w:t>
             </w:r>
           </w:p>
         </w:tc>
@@ -5686,7 +5028,6 @@
                 <w:lang w:eastAsia="es-MX"/>
               </w:rPr>
             </w:pPr>
-            <w:proofErr w:type="gramStart"/>
             <w:r>
               <w:rPr>
                 <w:rFonts w:ascii="Calibri" w:eastAsia="Times New Roman" w:hAnsi="Calibri" w:cs="Calibri"/>
@@ -5695,18 +5036,7 @@
                 <w:szCs w:val="18"/>
                 <w:lang w:eastAsia="es-MX"/>
               </w:rPr>
-              <w:t>{{ cocina</w:t>
-            </w:r>
-            <w:proofErr w:type="gramEnd"/>
-            <w:r>
-              <w:rPr>
-                <w:rFonts w:ascii="Calibri" w:eastAsia="Times New Roman" w:hAnsi="Calibri" w:cs="Calibri"/>
-                <w:color w:val="000000"/>
-                <w:sz w:val="18"/>
-                <w:szCs w:val="18"/>
-                <w:lang w:eastAsia="es-MX"/>
-              </w:rPr>
-              <w:t xml:space="preserve"> }}</w:t>
+              <w:t>{{ cocina }}</w:t>
             </w:r>
           </w:p>
         </w:tc>
@@ -6324,41 +5654,13 @@
                 <w:lang w:eastAsia="es-MX"/>
               </w:rPr>
             </w:pPr>
-            <w:proofErr w:type="gramStart"/>
-            <w:r>
-              <w:rPr>
-                <w:rFonts w:ascii="Calibri" w:eastAsia="Times New Roman" w:hAnsi="Calibri" w:cs="Calibri"/>
-                <w:color w:val="000000"/>
-                <w:lang w:eastAsia="es-MX"/>
-              </w:rPr>
-              <w:t xml:space="preserve">{{ </w:t>
-            </w:r>
-            <w:proofErr w:type="spellStart"/>
-            <w:r>
-              <w:rPr>
-                <w:rFonts w:ascii="Calibri" w:eastAsia="Times New Roman" w:hAnsi="Calibri" w:cs="Calibri"/>
-                <w:color w:val="000000"/>
-                <w:lang w:eastAsia="es-MX"/>
-              </w:rPr>
-              <w:t>observaciones</w:t>
-            </w:r>
-            <w:proofErr w:type="gramEnd"/>
-            <w:r>
-              <w:rPr>
-                <w:rFonts w:ascii="Calibri" w:eastAsia="Times New Roman" w:hAnsi="Calibri" w:cs="Calibri"/>
-                <w:color w:val="000000"/>
-                <w:lang w:eastAsia="es-MX"/>
-              </w:rPr>
-              <w:t>_k</w:t>
-            </w:r>
-            <w:proofErr w:type="spellEnd"/>
-            <w:r>
-              <w:rPr>
-                <w:rFonts w:ascii="Calibri" w:eastAsia="Times New Roman" w:hAnsi="Calibri" w:cs="Calibri"/>
-                <w:color w:val="000000"/>
-                <w:lang w:eastAsia="es-MX"/>
-              </w:rPr>
-              <w:t xml:space="preserve"> }}</w:t>
+            <w:r>
+              <w:rPr>
+                <w:rFonts w:ascii="Calibri" w:eastAsia="Times New Roman" w:hAnsi="Calibri" w:cs="Calibri"/>
+                <w:color w:val="000000"/>
+                <w:lang w:eastAsia="es-MX"/>
+              </w:rPr>
+              <w:t>{{ observaciones_k }}</w:t>
             </w:r>
           </w:p>
         </w:tc>
@@ -6659,23 +5961,13 @@
                 <w:lang w:eastAsia="es-MX"/>
               </w:rPr>
             </w:pPr>
-            <w:proofErr w:type="gramStart"/>
-            <w:r>
-              <w:rPr>
-                <w:rFonts w:ascii="Calibri" w:eastAsia="Times New Roman" w:hAnsi="Calibri" w:cs="Calibri"/>
-                <w:color w:val="000000"/>
-                <w:lang w:eastAsia="es-MX"/>
-              </w:rPr>
-              <w:t>{{ extintor</w:t>
-            </w:r>
-            <w:proofErr w:type="gramEnd"/>
-            <w:r>
-              <w:rPr>
-                <w:rFonts w:ascii="Calibri" w:eastAsia="Times New Roman" w:hAnsi="Calibri" w:cs="Calibri"/>
-                <w:color w:val="000000"/>
-                <w:lang w:eastAsia="es-MX"/>
-              </w:rPr>
-              <w:t xml:space="preserve"> }}</w:t>
+            <w:r>
+              <w:rPr>
+                <w:rFonts w:ascii="Calibri" w:eastAsia="Times New Roman" w:hAnsi="Calibri" w:cs="Calibri"/>
+                <w:color w:val="000000"/>
+                <w:lang w:eastAsia="es-MX"/>
+              </w:rPr>
+              <w:t>{{ extintor }}</w:t>
             </w:r>
           </w:p>
         </w:tc>
@@ -8045,7 +7337,6 @@
                 <w:lang w:eastAsia="es-MX"/>
               </w:rPr>
             </w:pPr>
-            <w:proofErr w:type="gramStart"/>
             <w:r>
               <w:rPr>
                 <w:rFonts w:ascii="Calibri" w:eastAsia="Times New Roman" w:hAnsi="Calibri" w:cs="Calibri"/>
@@ -8054,40 +7345,7 @@
                 <w:color w:val="000000"/>
                 <w:lang w:eastAsia="es-MX"/>
               </w:rPr>
-              <w:t xml:space="preserve">{{ </w:t>
-            </w:r>
-            <w:proofErr w:type="spellStart"/>
-            <w:r>
-              <w:rPr>
-                <w:rFonts w:ascii="Calibri" w:eastAsia="Times New Roman" w:hAnsi="Calibri" w:cs="Calibri"/>
-                <w:b/>
-                <w:bCs/>
-                <w:color w:val="000000"/>
-                <w:lang w:eastAsia="es-MX"/>
-              </w:rPr>
-              <w:t>ext</w:t>
-            </w:r>
-            <w:proofErr w:type="gramEnd"/>
-            <w:r>
-              <w:rPr>
-                <w:rFonts w:ascii="Calibri" w:eastAsia="Times New Roman" w:hAnsi="Calibri" w:cs="Calibri"/>
-                <w:b/>
-                <w:bCs/>
-                <w:color w:val="000000"/>
-                <w:lang w:eastAsia="es-MX"/>
-              </w:rPr>
-              <w:t>_distancia</w:t>
-            </w:r>
-            <w:proofErr w:type="spellEnd"/>
-            <w:r>
-              <w:rPr>
-                <w:rFonts w:ascii="Calibri" w:eastAsia="Times New Roman" w:hAnsi="Calibri" w:cs="Calibri"/>
-                <w:b/>
-                <w:bCs/>
-                <w:color w:val="000000"/>
-                <w:lang w:eastAsia="es-MX"/>
-              </w:rPr>
-              <w:t xml:space="preserve"> }}</w:t>
+              <w:t>{{ ext_distancia }}</w:t>
             </w:r>
             <w:r>
               <w:rPr>
@@ -9342,6 +8600,13 @@
       </w:r>
     </w:p>
   </w:endnote>
+  <w:endnote w:type="continuationNotice" w:id="1">
+    <w:p>
+      <w:pPr>
+        <w:spacing w:after="0" w:line="240" w:lineRule="auto"/>
+      </w:pPr>
+    </w:p>
+  </w:endnote>
 </w:endnotes>
 </file>
 
@@ -9370,7 +8635,7 @@
       <mc:AlternateContent>
         <mc:Choice Requires="wps">
           <w:drawing>
-            <wp:anchor distT="45720" distB="45720" distL="114300" distR="114300" simplePos="0" relativeHeight="251662336" behindDoc="0" locked="0" layoutInCell="1" allowOverlap="1" wp14:anchorId="2D081FC0" wp14:editId="2BB6CC56">
+            <wp:anchor distT="45720" distB="45720" distL="114300" distR="114300" simplePos="0" relativeHeight="251658244" behindDoc="0" locked="0" layoutInCell="1" allowOverlap="1" wp14:anchorId="2D081FC0" wp14:editId="2BB6CC56">
               <wp:simplePos x="0" y="0"/>
               <wp:positionH relativeFrom="margin">
                 <wp:posOffset>958215</wp:posOffset>
@@ -9501,7 +8766,7 @@
         <w:lang w:eastAsia="es-MX"/>
       </w:rPr>
       <w:drawing>
-        <wp:anchor distT="0" distB="0" distL="114300" distR="114300" simplePos="0" relativeHeight="251663360" behindDoc="0" locked="0" layoutInCell="1" allowOverlap="1" wp14:anchorId="1EC9D2F0" wp14:editId="3FAE16E8">
+        <wp:anchor distT="0" distB="0" distL="114300" distR="114300" simplePos="0" relativeHeight="251658245" behindDoc="0" locked="0" layoutInCell="1" allowOverlap="1" wp14:anchorId="1EC9D2F0" wp14:editId="3FAE16E8">
           <wp:simplePos x="0" y="0"/>
           <wp:positionH relativeFrom="margin">
             <wp:posOffset>-5715</wp:posOffset>
@@ -9634,7 +8899,7 @@
         <w:lang w:eastAsia="es-MX"/>
       </w:rPr>
       <w:drawing>
-        <wp:anchor distT="0" distB="0" distL="114300" distR="114300" simplePos="0" relativeHeight="251657216" behindDoc="1" locked="0" layoutInCell="1" allowOverlap="1" wp14:anchorId="4CD430D2" wp14:editId="0361C5BB">
+        <wp:anchor distT="0" distB="0" distL="114300" distR="114300" simplePos="0" relativeHeight="251658241" behindDoc="1" locked="0" layoutInCell="1" allowOverlap="1" wp14:anchorId="4CD430D2" wp14:editId="0361C5BB">
           <wp:simplePos x="0" y="0"/>
           <wp:positionH relativeFrom="margin">
             <wp:align>center</wp:align>
@@ -9706,7 +8971,7 @@
         <w:lang w:eastAsia="es-MX"/>
       </w:rPr>
       <w:drawing>
-        <wp:anchor distT="0" distB="0" distL="114300" distR="114300" simplePos="0" relativeHeight="251659264" behindDoc="1" locked="0" layoutInCell="1" allowOverlap="1" wp14:anchorId="58EB3774" wp14:editId="52BB3089">
+        <wp:anchor distT="0" distB="0" distL="114300" distR="114300" simplePos="0" relativeHeight="251658242" behindDoc="1" locked="0" layoutInCell="1" allowOverlap="1" wp14:anchorId="58EB3774" wp14:editId="52BB3089">
           <wp:simplePos x="0" y="0"/>
           <wp:positionH relativeFrom="margin">
             <wp:posOffset>4715510</wp:posOffset>
@@ -9776,7 +9041,7 @@
       <mc:AlternateContent>
         <mc:Choice Requires="wps">
           <w:drawing>
-            <wp:anchor distT="0" distB="0" distL="114300" distR="114300" simplePos="0" relativeHeight="251660288" behindDoc="0" locked="0" layoutInCell="1" allowOverlap="1" wp14:anchorId="7241D7FA" wp14:editId="63077459">
+            <wp:anchor distT="0" distB="0" distL="114300" distR="114300" simplePos="0" relativeHeight="251658243" behindDoc="0" locked="0" layoutInCell="1" allowOverlap="1" wp14:anchorId="7241D7FA" wp14:editId="63077459">
               <wp:simplePos x="0" y="0"/>
               <wp:positionH relativeFrom="column">
                 <wp:posOffset>2738755</wp:posOffset>
@@ -10056,6 +9321,13 @@
       </w:r>
     </w:p>
   </w:footnote>
+  <w:footnote w:type="continuationNotice" w:id="1">
+    <w:p>
+      <w:pPr>
+        <w:spacing w:after="0" w:line="240" w:lineRule="auto"/>
+      </w:pPr>
+    </w:p>
+  </w:footnote>
 </w:footnotes>
 </file>
 
@@ -10113,7 +9385,7 @@
               <w14:ligatures w14:val="standardContextual"/>
             </w:rPr>
             <w:drawing>
-              <wp:anchor distT="0" distB="0" distL="114300" distR="114300" simplePos="0" relativeHeight="251665408" behindDoc="0" locked="0" layoutInCell="1" allowOverlap="1" wp14:anchorId="61140A5B" wp14:editId="16737F16">
+              <wp:anchor distT="0" distB="0" distL="114300" distR="114300" simplePos="0" relativeHeight="251658246" behindDoc="0" locked="0" layoutInCell="1" allowOverlap="1" wp14:anchorId="61140A5B" wp14:editId="16737F16">
                 <wp:simplePos x="0" y="0"/>
                 <wp:positionH relativeFrom="column">
                   <wp:posOffset>3178810</wp:posOffset>
@@ -10294,7 +9566,7 @@
         <w:noProof/>
       </w:rPr>
       <w:drawing>
-        <wp:anchor distT="0" distB="0" distL="114300" distR="114300" simplePos="0" relativeHeight="251655168" behindDoc="0" locked="0" layoutInCell="1" allowOverlap="1" wp14:anchorId="6D1934AD" wp14:editId="7B06BED7">
+        <wp:anchor distT="0" distB="0" distL="114300" distR="114300" simplePos="0" relativeHeight="251658240" behindDoc="0" locked="0" layoutInCell="1" allowOverlap="1" wp14:anchorId="6D1934AD" wp14:editId="7B06BED7">
           <wp:simplePos x="0" y="0"/>
           <wp:positionH relativeFrom="margin">
             <wp:align>right</wp:align>
@@ -10361,23 +9633,7 @@
         <w:rFonts w:cstheme="minorHAnsi"/>
         <w:b/>
       </w:rPr>
-      <w:t>**</w:t>
-    </w:r>
-    <w:proofErr w:type="spellStart"/>
-    <w:r>
-      <w:rPr>
-        <w:rFonts w:cstheme="minorHAnsi"/>
-        <w:b/>
-      </w:rPr>
-      <w:t>Anio_actual</w:t>
-    </w:r>
-    <w:proofErr w:type="spellEnd"/>
-    <w:r>
-      <w:rPr>
-        <w:rFonts w:cstheme="minorHAnsi"/>
-        <w:b/>
-      </w:rPr>
-      <w:t>**</w:t>
+      <w:t>**Anio_actual**</w:t>
     </w:r>
   </w:p>
   <w:p>
@@ -10399,23 +9655,7 @@
         <w:rFonts w:cstheme="minorHAnsi"/>
         <w:b/>
       </w:rPr>
-      <w:t>**</w:t>
-    </w:r>
-    <w:proofErr w:type="spellStart"/>
-    <w:r>
-      <w:rPr>
-        <w:rFonts w:cstheme="minorHAnsi"/>
-        <w:b/>
-      </w:rPr>
-      <w:t>Razon_social</w:t>
-    </w:r>
-    <w:proofErr w:type="spellEnd"/>
-    <w:r>
-      <w:rPr>
-        <w:rFonts w:cstheme="minorHAnsi"/>
-        <w:b/>
-      </w:rPr>
-      <w:t>**</w:t>
+      <w:t>**Razon_social**</w:t>
     </w:r>
   </w:p>
   <w:p>
@@ -10432,21 +9672,7 @@
       <w:rPr>
         <w:b/>
       </w:rPr>
-      <w:t>**</w:t>
-    </w:r>
-    <w:proofErr w:type="spellStart"/>
-    <w:r>
-      <w:rPr>
-        <w:b/>
-      </w:rPr>
-      <w:t>Nombre_comercial</w:t>
-    </w:r>
-    <w:proofErr w:type="spellEnd"/>
-    <w:r>
-      <w:rPr>
-        <w:b/>
-      </w:rPr>
-      <w:t>**</w:t>
+      <w:t>**Nombre_comercial**</w:t>
     </w:r>
   </w:p>
 </w:hdr>
